--- a/public/downloads/curriculo-gustavo-melo.docx
+++ b/public/downloads/curriculo-gustavo-melo.docx
@@ -104,7 +104,7 @@
         <w:rPr>
           <w:rFonts w:cs="Calibri"/>
         </w:rPr>
-        <w:t>Profissional de automação industrial em transição para desenvolvimento Back-End e Full Stack, com experiência em programação de CLPs, IHMs e integração de sistemas. Projetos com C#/.NET, Node.js, APIs REST, bancos de dados e comunicação industrial, conectando aplicações web à coleta e ao tratamento de dados.</w:t>
+        <w:t>Profissional de software e automação industrial, atualmente na equipe de desenvolvimento de novos produtos da CYDAK, com atuação em software, soluções de automação e testes e homologação de novos hardwares e periféricos. Experiência em CLPs, IHMs e integração de sistemas, com projetos em C#/.NET, Node.js, APIs REST e bancos de dados.</w:t>
       </w:r>
     </w:p>
     <w:p>
@@ -159,6 +159,32 @@
           <w:sz w:val="18"/>
         </w:rPr>
         <w:t>Fev 2024 – Atual | São Bernardo do Campo, SP</w:t>
+      </w:r>
+    </w:p>
+    <w:p>
+      <w:pPr>
+        <w:rPr>
+          <w:rFonts w:cs="Calibri"/>
+        </w:rPr>
+      </w:pPr>
+      <w:r>
+        <w:rPr>
+          <w:rFonts w:cs="Calibri"/>
+        </w:rPr>
+        <w:t>• Atuação atual na equipe de desenvolvimento de novos produtos, com foco em software e soluções de automação industrial.</w:t>
+      </w:r>
+    </w:p>
+    <w:p>
+      <w:pPr>
+        <w:rPr>
+          <w:rFonts w:cs="Calibri"/>
+        </w:rPr>
+      </w:pPr>
+      <w:r>
+        <w:rPr>
+          <w:rFonts w:cs="Calibri"/>
+        </w:rPr>
+        <w:t>• Testes e homologação de novos hardwares e periféricos.</w:t>
       </w:r>
     </w:p>
     <w:p>
@@ -1257,7 +1283,7 @@
     <w:link w:val="Heading1Char"/>
     <w:uiPriority w:val="9"/>
     <w:qFormat/>
-    <w:rsid w:val="00A32FFE"/>
+    <w:rsid w:val="00C7101C"/>
     <w:pPr>
       <w:keepNext/>
       <w:keepLines/>
@@ -1280,7 +1306,7 @@
     <w:semiHidden/>
     <w:unhideWhenUsed/>
     <w:qFormat/>
-    <w:rsid w:val="00A32FFE"/>
+    <w:rsid w:val="00C7101C"/>
     <w:pPr>
       <w:keepNext/>
       <w:keepLines/>
@@ -1303,7 +1329,7 @@
     <w:semiHidden/>
     <w:unhideWhenUsed/>
     <w:qFormat/>
-    <w:rsid w:val="00A32FFE"/>
+    <w:rsid w:val="00C7101C"/>
     <w:pPr>
       <w:keepNext/>
       <w:keepLines/>
@@ -1326,7 +1352,7 @@
     <w:semiHidden/>
     <w:unhideWhenUsed/>
     <w:qFormat/>
-    <w:rsid w:val="00A32FFE"/>
+    <w:rsid w:val="00C7101C"/>
     <w:pPr>
       <w:keepNext/>
       <w:keepLines/>
@@ -1349,7 +1375,7 @@
     <w:semiHidden/>
     <w:unhideWhenUsed/>
     <w:qFormat/>
-    <w:rsid w:val="00A32FFE"/>
+    <w:rsid w:val="00C7101C"/>
     <w:pPr>
       <w:keepNext/>
       <w:keepLines/>
@@ -1370,7 +1396,7 @@
     <w:semiHidden/>
     <w:unhideWhenUsed/>
     <w:qFormat/>
-    <w:rsid w:val="00A32FFE"/>
+    <w:rsid w:val="00C7101C"/>
     <w:pPr>
       <w:keepNext/>
       <w:keepLines/>
@@ -1393,7 +1419,7 @@
     <w:semiHidden/>
     <w:unhideWhenUsed/>
     <w:qFormat/>
-    <w:rsid w:val="00A32FFE"/>
+    <w:rsid w:val="00C7101C"/>
     <w:pPr>
       <w:keepNext/>
       <w:keepLines/>
@@ -1414,7 +1440,7 @@
     <w:semiHidden/>
     <w:unhideWhenUsed/>
     <w:qFormat/>
-    <w:rsid w:val="00A32FFE"/>
+    <w:rsid w:val="00C7101C"/>
     <w:pPr>
       <w:keepNext/>
       <w:keepLines/>
@@ -1437,7 +1463,7 @@
     <w:semiHidden/>
     <w:unhideWhenUsed/>
     <w:qFormat/>
-    <w:rsid w:val="00A32FFE"/>
+    <w:rsid w:val="00C7101C"/>
     <w:pPr>
       <w:keepNext/>
       <w:keepLines/>
@@ -1481,7 +1507,7 @@
     <w:basedOn w:val="DefaultParagraphFont"/>
     <w:link w:val="Heading1"/>
     <w:uiPriority w:val="9"/>
-    <w:rsid w:val="00A32FFE"/>
+    <w:rsid w:val="00C7101C"/>
     <w:rPr>
       <w:rFonts w:asciiTheme="majorHAnsi" w:eastAsiaTheme="majorEastAsia" w:hAnsiTheme="majorHAnsi" w:cstheme="majorBidi"/>
       <w:color w:val="0F4761" w:themeColor="accent1" w:themeShade="BF"/>
@@ -1495,7 +1521,7 @@
     <w:link w:val="Heading2"/>
     <w:uiPriority w:val="9"/>
     <w:semiHidden/>
-    <w:rsid w:val="00A32FFE"/>
+    <w:rsid w:val="00C7101C"/>
     <w:rPr>
       <w:rFonts w:asciiTheme="majorHAnsi" w:eastAsiaTheme="majorEastAsia" w:hAnsiTheme="majorHAnsi" w:cstheme="majorBidi"/>
       <w:color w:val="0F4761" w:themeColor="accent1" w:themeShade="BF"/>
@@ -1509,7 +1535,7 @@
     <w:link w:val="Heading3"/>
     <w:uiPriority w:val="9"/>
     <w:semiHidden/>
-    <w:rsid w:val="00A32FFE"/>
+    <w:rsid w:val="00C7101C"/>
     <w:rPr>
       <w:rFonts w:eastAsiaTheme="majorEastAsia" w:cstheme="majorBidi"/>
       <w:color w:val="0F4761" w:themeColor="accent1" w:themeShade="BF"/>
@@ -1523,7 +1549,7 @@
     <w:link w:val="Heading4"/>
     <w:uiPriority w:val="9"/>
     <w:semiHidden/>
-    <w:rsid w:val="00A32FFE"/>
+    <w:rsid w:val="00C7101C"/>
     <w:rPr>
       <w:rFonts w:eastAsiaTheme="majorEastAsia" w:cstheme="majorBidi"/>
       <w:i/>
@@ -1537,7 +1563,7 @@
     <w:link w:val="Heading5"/>
     <w:uiPriority w:val="9"/>
     <w:semiHidden/>
-    <w:rsid w:val="00A32FFE"/>
+    <w:rsid w:val="00C7101C"/>
     <w:rPr>
       <w:rFonts w:eastAsiaTheme="majorEastAsia" w:cstheme="majorBidi"/>
       <w:color w:val="0F4761" w:themeColor="accent1" w:themeShade="BF"/>
@@ -1549,7 +1575,7 @@
     <w:link w:val="Heading6"/>
     <w:uiPriority w:val="9"/>
     <w:semiHidden/>
-    <w:rsid w:val="00A32FFE"/>
+    <w:rsid w:val="00C7101C"/>
     <w:rPr>
       <w:rFonts w:eastAsiaTheme="majorEastAsia" w:cstheme="majorBidi"/>
       <w:i/>
@@ -1563,7 +1589,7 @@
     <w:link w:val="Heading7"/>
     <w:uiPriority w:val="9"/>
     <w:semiHidden/>
-    <w:rsid w:val="00A32FFE"/>
+    <w:rsid w:val="00C7101C"/>
     <w:rPr>
       <w:rFonts w:eastAsiaTheme="majorEastAsia" w:cstheme="majorBidi"/>
       <w:color w:val="595959" w:themeColor="text1" w:themeTint="A6"/>
@@ -1575,7 +1601,7 @@
     <w:link w:val="Heading8"/>
     <w:uiPriority w:val="9"/>
     <w:semiHidden/>
-    <w:rsid w:val="00A32FFE"/>
+    <w:rsid w:val="00C7101C"/>
     <w:rPr>
       <w:rFonts w:eastAsiaTheme="majorEastAsia" w:cstheme="majorBidi"/>
       <w:i/>
@@ -1589,7 +1615,7 @@
     <w:link w:val="Heading9"/>
     <w:uiPriority w:val="9"/>
     <w:semiHidden/>
-    <w:rsid w:val="00A32FFE"/>
+    <w:rsid w:val="00C7101C"/>
     <w:rPr>
       <w:rFonts w:eastAsiaTheme="majorEastAsia" w:cstheme="majorBidi"/>
       <w:color w:val="272727" w:themeColor="text1" w:themeTint="D8"/>
@@ -1602,7 +1628,7 @@
     <w:link w:val="TitleChar"/>
     <w:uiPriority w:val="10"/>
     <w:qFormat/>
-    <w:rsid w:val="00A32FFE"/>
+    <w:rsid w:val="00C7101C"/>
     <w:pPr>
       <w:contextualSpacing/>
     </w:pPr>
@@ -1619,7 +1645,7 @@
     <w:basedOn w:val="DefaultParagraphFont"/>
     <w:link w:val="Title"/>
     <w:uiPriority w:val="10"/>
-    <w:rsid w:val="00A32FFE"/>
+    <w:rsid w:val="00C7101C"/>
     <w:rPr>
       <w:rFonts w:asciiTheme="majorHAnsi" w:eastAsiaTheme="majorEastAsia" w:hAnsiTheme="majorHAnsi" w:cstheme="majorBidi"/>
       <w:spacing w:val="-10"/>
@@ -1635,7 +1661,7 @@
     <w:link w:val="SubtitleChar"/>
     <w:uiPriority w:val="11"/>
     <w:qFormat/>
-    <w:rsid w:val="00A32FFE"/>
+    <w:rsid w:val="00C7101C"/>
     <w:pPr>
       <w:numPr>
         <w:ilvl w:val="1"/>
@@ -1654,7 +1680,7 @@
     <w:basedOn w:val="DefaultParagraphFont"/>
     <w:link w:val="Subtitle"/>
     <w:uiPriority w:val="11"/>
-    <w:rsid w:val="00A32FFE"/>
+    <w:rsid w:val="00C7101C"/>
     <w:rPr>
       <w:rFonts w:eastAsiaTheme="majorEastAsia" w:cstheme="majorBidi"/>
       <w:color w:val="595959" w:themeColor="text1" w:themeTint="A6"/>
@@ -1670,7 +1696,7 @@
     <w:link w:val="QuoteChar"/>
     <w:uiPriority w:val="29"/>
     <w:qFormat/>
-    <w:rsid w:val="00A32FFE"/>
+    <w:rsid w:val="00C7101C"/>
     <w:pPr>
       <w:spacing w:before="160"/>
       <w:jc w:val="center"/>
@@ -1686,7 +1712,7 @@
     <w:basedOn w:val="DefaultParagraphFont"/>
     <w:link w:val="Quote"/>
     <w:uiPriority w:val="29"/>
-    <w:rsid w:val="00A32FFE"/>
+    <w:rsid w:val="00C7101C"/>
     <w:rPr>
       <w:i/>
       <w:iCs/>
@@ -1698,7 +1724,7 @@
     <w:basedOn w:val="Normal"/>
     <w:uiPriority w:val="34"/>
     <w:qFormat/>
-    <w:rsid w:val="00A32FFE"/>
+    <w:rsid w:val="00C7101C"/>
     <w:pPr>
       <w:ind w:left="720"/>
       <w:contextualSpacing/>
@@ -1709,7 +1735,7 @@
     <w:basedOn w:val="DefaultParagraphFont"/>
     <w:uiPriority w:val="21"/>
     <w:qFormat/>
-    <w:rsid w:val="00A32FFE"/>
+    <w:rsid w:val="00C7101C"/>
     <w:rPr>
       <w:i/>
       <w:iCs/>
@@ -1723,7 +1749,7 @@
     <w:link w:val="IntenseQuoteChar"/>
     <w:uiPriority w:val="30"/>
     <w:qFormat/>
-    <w:rsid w:val="00A32FFE"/>
+    <w:rsid w:val="00C7101C"/>
     <w:pPr>
       <w:pBdr>
         <w:top w:val="single" w:sz="4" w:space="10" w:color="0F4761" w:themeColor="accent1" w:themeShade="BF"/>
@@ -1744,7 +1770,7 @@
     <w:basedOn w:val="DefaultParagraphFont"/>
     <w:link w:val="IntenseQuote"/>
     <w:uiPriority w:val="30"/>
-    <w:rsid w:val="00A32FFE"/>
+    <w:rsid w:val="00C7101C"/>
     <w:rPr>
       <w:i/>
       <w:iCs/>
@@ -1756,7 +1782,7 @@
     <w:basedOn w:val="DefaultParagraphFont"/>
     <w:uiPriority w:val="32"/>
     <w:qFormat/>
-    <w:rsid w:val="00A32FFE"/>
+    <w:rsid w:val="00C7101C"/>
     <w:rPr>
       <w:b/>
       <w:bCs/>
